--- a/courts/ninth-circuit/idaho/state/supreme-court/brief-on-the-merits/usage/OUTPUT-brief-on-the-merits.docx
+++ b/courts/ninth-circuit/idaho/state/supreme-court/brief-on-the-merits/usage/OUTPUT-brief-on-the-merits.docx
@@ -7001,6 +7001,7 @@
     <w:unhideWhenUsed/>
     <w:qFormat/>
     <w:pPr>
+      <w:keepLines/>
       <w:spacing w:before="0" w:after="140" w:line="322" w:lineRule="exact"/>
     </w:pPr>
     <w:rPr>

--- a/courts/ninth-circuit/idaho/state/supreme-court/brief-on-the-merits/usage/OUTPUT-brief-on-the-merits.docx
+++ b/courts/ninth-circuit/idaho/state/supreme-court/brief-on-the-merits/usage/OUTPUT-brief-on-the-merits.docx
@@ -2824,13 +2824,7 @@
         <w:pStyle w:val="BodyText"/>
       </w:pPr>
       <w:r>
-        <w:t xml:space="preserve">Did the district court err when it found that Aspen Park, Inc. was not entitled to tax exempt status under Idaho Code § 63</w:t>
-      </w:r>
-      <w:r>
-        <w:noBreakHyphen/>
-      </w:r>
-      <w:r>
-        <w:t xml:space="preserve">602GG?</w:t>
+        <w:t xml:space="preserve">Did the district court err when it found that Aspen Park, Inc. was not entitled to tax exempt status under Idaho Code § 63-⁠602GG?</w:t>
       </w:r>
     </w:p>
     <w:p>
@@ -2988,13 +2982,7 @@
         <w:t xml:space="preserve">“Aspen”</w:t>
       </w:r>
       <w:r>
-        <w:t xml:space="preserve">) provides low-income housing. In 2016, the Bonneville County Board of Equalization determined that, because Aspen did not rent all of its units to individuals earning 60% or less of the median income, it did not qualify for tax exempt status under Idaho Code § 63</w:t>
-      </w:r>
-      <w:r>
-        <w:noBreakHyphen/>
-      </w:r>
-      <w:r>
-        <w:t xml:space="preserve">602GG(3)⁠(c).</w:t>
+        <w:t xml:space="preserve">) provides low-income housing. In 2016, the Bonneville County Board of Equalization determined that, because Aspen did not rent all of its units to individuals earning 60% or less of the median income, it did not qualify for tax exempt status under Idaho Code § 63-⁠602GG(3)⁠(c).</w:t>
       </w:r>
       <w:r>
         <w:t xml:space="preserve"> </w:t>
@@ -3106,35 +3094,63 @@
         <w:pStyle w:val="BodyText"/>
       </w:pPr>
       <w:r>
-        <w:t xml:space="preserve">All of Aspen’s apartments are dedicated to low income housing. Rentals are made based on applications submitted to Aspen in accordance with Idaho Code § 63</w:t>
+        <w:t xml:space="preserve">All of Aspen’s apartments are dedicated to low income housing. Rentals are made based on applications submitted to Aspen in accordance with Idaho Code § 63-⁠602GG(3)⁠(c)</w:t>
+      </w:r>
+      <w:r>
+        <w:t xml:space="preserve"> </w:t>
+      </w:r>
+      <w:r>
+        <w:t xml:space="preserve">which provides:</w:t>
+      </w:r>
+    </w:p>
+    <w:p>
+      <w:pPr>
+        <w:pStyle w:val="XdQuoteFirst"/>
+      </w:pPr>
+      <w:r>
+        <w:t xml:space="preserve">(3) In order to qualify for the exemption provided in this section, the low-income housing property shall meet the following qualifications:</w:t>
+      </w:r>
+    </w:p>
+    <w:p>
+      <w:pPr>
+        <w:pStyle w:val="XdQuoteLast"/>
+      </w:pPr>
+      <w:r>
+        <w:t xml:space="preserve">(c) Except for a manager’s unit, all of the housing units in the low-income housing property are dedicated to low-income housing in the following manner: Fifty-five percent (55%) of the units shall be rented to those earning sixty percent (60%) or less of the median income for the county in which the housing is located; twenty percent (20%) of the units shall be rented to those earning fifty percent (50%) or less of the median income of the county in which the housing is located; and twenty-five percent (25%) of the units shall be rented to those earning thirty percent (30%) or less of the median income for the county in which the housing is located.</w:t>
+      </w:r>
+    </w:p>
+    <w:p>
+      <w:pPr>
+        <w:pStyle w:val="BodyText"/>
+      </w:pPr>
+      <w:r>
+        <w:t xml:space="preserve">All qualified applicants who meet the prescribed income levels are accepted for rentals. However, there have often been more apartments available for rent than there have been qualified applicants. (R., p. 472).</w:t>
+      </w:r>
+    </w:p>
+    <w:p>
+      <w:pPr>
+        <w:pStyle w:val="BodyText"/>
+      </w:pPr>
+      <w:r>
+        <w:t xml:space="preserve">In 2016, Aspen rented approximately 12 units to individuals with incomes over 60% of the Idaho median income threshold. (R., pp. 192</w:t>
       </w:r>
       <w:r>
         <w:noBreakHyphen/>
       </w:r>
       <w:r>
-        <w:t xml:space="preserve">602GG(3)⁠(c)</w:t>
-      </w:r>
-      <w:r>
-        <w:t xml:space="preserve"> </w:t>
-      </w:r>
-      <w:r>
-        <w:t xml:space="preserve">which provides:</w:t>
-      </w:r>
-    </w:p>
-    <w:p>
-      <w:pPr>
-        <w:pStyle w:val="XdQuoteFirst"/>
-      </w:pPr>
-      <w:r>
-        <w:t xml:space="preserve">(3) In order to qualify for the exemption provided in this section, the low-income housing property shall meet the following qualifications:</w:t>
-      </w:r>
-    </w:p>
-    <w:p>
-      <w:pPr>
-        <w:pStyle w:val="XdQuoteLast"/>
-      </w:pPr>
-      <w:r>
-        <w:t xml:space="preserve">(c) Except for a manager’s unit, all of the housing units in the low-income housing property are dedicated to low-income housing in the following manner: Fifty-five percent (55%) of the units shall be rented to those earning sixty percent (60%) or less of the median income for the county in which the housing is located; twenty percent (20%) of the units shall be rented to those earning fifty percent (50%) or less of the median income of the county in which the housing is located; and twenty-five percent (25%) of the units shall be rented to those earning thirty percent (30%) or less of the median income for the county in which the housing is located.</w:t>
+        <w:t xml:space="preserve">93). Based on this, and despite the fact that Aspen met each of the rental requirements prescribed by the statute, the Bonneville County Board of Equalization held that Aspen did not qualify for tax exempt status under Idaho Code § 63-⁠602GG.</w:t>
+      </w:r>
+      <w:r>
+        <w:t xml:space="preserve"> </w:t>
+      </w:r>
+      <w:r>
+        <w:t xml:space="preserve">(R., pp. 15</w:t>
+      </w:r>
+      <w:r>
+        <w:noBreakHyphen/>
+      </w:r>
+      <w:r>
+        <w:t xml:space="preserve">17).</w:t>
       </w:r>
     </w:p>
     <w:p>
@@ -3142,53 +3158,7 @@
         <w:pStyle w:val="BodyText"/>
       </w:pPr>
       <w:r>
-        <w:t xml:space="preserve">All qualified applicants who meet the prescribed income levels are accepted for rentals. However, there have often been more apartments available for rent than there have been qualified applicants. (R., p. 472).</w:t>
-      </w:r>
-    </w:p>
-    <w:p>
-      <w:pPr>
-        <w:pStyle w:val="BodyText"/>
-      </w:pPr>
-      <w:r>
-        <w:t xml:space="preserve">In 2016, Aspen rented approximately 12 units to individuals with incomes over 60% of the Idaho median income threshold. (R., pp. 192</w:t>
-      </w:r>
-      <w:r>
-        <w:noBreakHyphen/>
-      </w:r>
-      <w:r>
-        <w:t xml:space="preserve">93). Based on this, and despite the fact that Aspen met each of the rental requirements prescribed by the statute, the Bonneville County Board of Equalization held that Aspen did not qualify for tax exempt status under Idaho Code § 63</w:t>
-      </w:r>
-      <w:r>
-        <w:noBreakHyphen/>
-      </w:r>
-      <w:r>
-        <w:t xml:space="preserve">602GG.</w:t>
-      </w:r>
-      <w:r>
-        <w:t xml:space="preserve"> </w:t>
-      </w:r>
-      <w:r>
-        <w:t xml:space="preserve">(R., pp. 15</w:t>
-      </w:r>
-      <w:r>
-        <w:noBreakHyphen/>
-      </w:r>
-      <w:r>
-        <w:t xml:space="preserve">17).</w:t>
-      </w:r>
-    </w:p>
-    <w:p>
-      <w:pPr>
-        <w:pStyle w:val="BodyText"/>
-      </w:pPr>
-      <w:r>
-        <w:t xml:space="preserve">Aspen appealed the decision. At a hearing before the Idaho Board of Tax Appeals on October 13, 2016, Aspen argued, consistent with Idaho Code § 63</w:t>
-      </w:r>
-      <w:r>
-        <w:noBreakHyphen/>
-      </w:r>
-      <w:r>
-        <w:t xml:space="preserve">602GG,</w:t>
+        <w:t xml:space="preserve">Aspen appealed the decision. At a hearing before the Idaho Board of Tax Appeals on October 13, 2016, Aspen argued, consistent with Idaho Code § 63-⁠602GG,</w:t>
       </w:r>
       <w:r>
         <w:t xml:space="preserve"> </w:t>
@@ -3729,7 +3699,7 @@
         <w:pStyle w:val="XdQuoteOnly"/>
       </w:pPr>
       <w:r>
-        <w:t xml:space="preserve">“All of Aspen Park’s apartments are dedicated to low income housing. Rentals are made based on applications submitted to Aspen Park. All qualified applicants who meet the prescribed income levels are accepted for rentals. . . . There are always a few vacancies at Aspen Park available for qualified applicants should they apply.”</w:t>
+        <w:t xml:space="preserve">“All of Aspen Park’s apartments are dedicated to low income housing. Rentals are made based on applications submitted to Aspen Park. All qualified applicants who meet the prescribed income levels are accepted for rentals. ⁠. ⁠. ⁠. There are always a few vacancies at Aspen Park available for qualified applicants should they apply.”</w:t>
       </w:r>
       <w:r>
         <w:t xml:space="preserve"> </w:t>
@@ -3908,63 +3878,159 @@
         <w:pStyle w:val="BodyText"/>
       </w:pPr>
       <w:r>
-        <w:t xml:space="preserve">We invite the Court to compare the purpose of Idaho Code § 63</w:t>
+        <w:t xml:space="preserve">We invite the Court to compare the purpose of Idaho Code § 63-⁠602GG(3)⁠(c)</w:t>
+      </w:r>
+      <w:r>
+        <w:t xml:space="preserve"> </w:t>
+      </w:r>
+      <w:r>
+        <w:t xml:space="preserve">with the Internal Revenue Service regulation controlling low-income housing tax exemptions commonly referred to as the</w:t>
+      </w:r>
+      <w:r>
+        <w:t xml:space="preserve"> </w:t>
+      </w:r>
+      <w:r>
+        <w:t xml:space="preserve">“safe harbor”</w:t>
+      </w:r>
+      <w:r>
+        <w:t xml:space="preserve"> </w:t>
+      </w:r>
+      <w:r>
+        <w:t xml:space="preserve">rule, I.R.S. REV. PROC. 96</w:t>
       </w:r>
       <w:r>
         <w:noBreakHyphen/>
       </w:r>
       <w:r>
-        <w:t xml:space="preserve">602GG(3)⁠(c)</w:t>
-      </w:r>
-      <w:r>
-        <w:t xml:space="preserve"> </w:t>
-      </w:r>
-      <w:r>
-        <w:t xml:space="preserve">with the Internal Revenue Service regulation controlling low-income housing tax exemptions commonly referred to as the</w:t>
-      </w:r>
-      <w:r>
-        <w:t xml:space="preserve"> </w:t>
-      </w:r>
-      <w:r>
-        <w:t xml:space="preserve">“safe harbor”</w:t>
-      </w:r>
-      <w:r>
-        <w:t xml:space="preserve"> </w:t>
-      </w:r>
-      <w:r>
-        <w:t xml:space="preserve">rule, I.R.S. REV. PROC. 96</w:t>
+        <w:t xml:space="preserve">32,</w:t>
+      </w:r>
+      <w:r>
+        <w:t xml:space="preserve"> </w:t>
+      </w:r>
+      <w:r>
+        <w:t xml:space="preserve">1996</w:t>
       </w:r>
       <w:r>
         <w:noBreakHyphen/>
       </w:r>
       <w:r>
+        <w:t xml:space="preserve">1 C.B. 717, 1996</w:t>
+      </w:r>
+      <w:r>
+        <w:noBreakHyphen/>
+      </w:r>
+      <w:r>
+        <w:t xml:space="preserve">20 I.R.B. 14, (1996), issued in 1996, six years prior to the Idaho statute. That regulation clearly states that the intent of qualifying low-income housing units is not to require that all units be rented to low-income individuals at all times; rather:</w:t>
+      </w:r>
+    </w:p>
+    <w:p>
+      <w:pPr>
+        <w:pStyle w:val="XdQuoteOnly"/>
+      </w:pPr>
+      <w:r>
+        <w:t xml:space="preserve">“In order to support national housing policy, the safe harbor contained in this revenue procedure identifies those low-income housing organizations that will, with certainty, be considered to relieve the poor and distressed. The safe harbor permits a limited number of units occupied by residents with incomes above the low-income limits in order to assist in the social and economic integration of the poorer residents and, thereby, further the organization’s charitable purposes.”</w:t>
+      </w:r>
+    </w:p>
+    <w:p>
+      <w:pPr>
+        <w:pStyle w:val="BodyText"/>
+      </w:pPr>
+      <w:r>
+        <w:t xml:space="preserve">I.R.S. REV. PROC. 96</w:t>
+      </w:r>
+      <w:r>
+        <w:noBreakHyphen/>
+      </w:r>
+      <w:r>
         <w:t xml:space="preserve">32,</w:t>
       </w:r>
       <w:r>
         <w:t xml:space="preserve"> </w:t>
       </w:r>
       <w:r>
-        <w:t xml:space="preserve">1996</w:t>
+        <w:t xml:space="preserve">Sec. 2.03 (Low-Income Housing Guidelines, Rulings and Determination Letters) (emphasis added).</w:t>
+      </w:r>
+    </w:p>
+    <w:p>
+      <w:pPr>
+        <w:pStyle w:val="BodyText"/>
+      </w:pPr>
+      <w:r>
+        <w:t xml:space="preserve">The Idaho Legislature has given the Idaho Housing and Finance Association, (IHFA), the responsibility to regulate low-income housing projects such as Aspen Park. The Association’s legislatively prescribed statutory purpose is reflective of the safe harbor rule, i.e.,</w:t>
+      </w:r>
+      <w:r>
+        <w:t xml:space="preserve"> </w:t>
+      </w:r>
+      <w:r>
+        <w:t xml:space="preserve">“the providing of safe and sanitary dwelling accommodations for persons of low incomes (which dwelling accommodations need not be solely for persons of low incomes in order to avoid concentrations of such persons in specific localities)[.]”</w:t>
+      </w:r>
+      <w:r>
+        <w:t xml:space="preserve"> </w:t>
+      </w:r>
+      <w:r>
+        <w:t xml:space="preserve">IDAHO CODE § 67-⁠6201(c)</w:t>
+      </w:r>
+      <w:r>
+        <w:t xml:space="preserve"> </w:t>
+      </w:r>
+      <w:r>
+        <w:t xml:space="preserve">(emphasis added). Aspen is subject to an annual audit conducted by IHFA of its compliance with the provisions of Idaho Code § 63-⁠602GG(3)⁠(c).</w:t>
+      </w:r>
+    </w:p>
+    <w:p>
+      <w:pPr>
+        <w:pStyle w:val="BodyText"/>
+      </w:pPr>
+      <w:r>
+        <w:t xml:space="preserve">“An organization will be considered charitable as Section 3.01(1) of the federal safe harbor federal regulation goes into even greater detail, stating that up to 25 percent of the units may be rented at market rates and still qualify as a tax exempt charitable organization under § 501(c)⁠(3):</w:t>
+      </w:r>
+    </w:p>
+    <w:p>
+      <w:pPr>
+        <w:pStyle w:val="XdQuoteFirst"/>
+      </w:pPr>
+      <w:r>
+        <w:t xml:space="preserve">“An organization will be considered charitable as described in § 501(c)⁠(3)</w:t>
+      </w:r>
+      <w:r>
+        <w:t xml:space="preserve"> </w:t>
+      </w:r>
+      <w:r>
+        <w:t xml:space="preserve">if it satisfies the following requirements:</w:t>
+      </w:r>
+    </w:p>
+    <w:p>
+      <w:pPr>
+        <w:pStyle w:val="XdQuoteLast"/>
+      </w:pPr>
+      <w:r>
+        <w:t xml:space="preserve">(1) The organization establishes for each project that (a) at least 75 percent of the units are occupied by residents that qualify as low-income; and (b) either at least 20 percent of the units are occupied by residents that also meet the very low-income limit for the area or 40 percent of the units are occupied by residents that also do not exceed 120 percent of the area’s very low-income limit. Up to 25 percent of the units may be provided at market rates to persons who have incomes in excess of the low-income limit.”</w:t>
+      </w:r>
+    </w:p>
+    <w:p>
+      <w:pPr>
+        <w:pStyle w:val="BodyTextNote"/>
+      </w:pPr>
+      <w:r>
+        <w:t xml:space="preserve">I.R.S. REV. PROC. 96</w:t>
       </w:r>
       <w:r>
         <w:noBreakHyphen/>
       </w:r>
       <w:r>
-        <w:t xml:space="preserve">1 C.B. 717, 1996</w:t>
-      </w:r>
-      <w:r>
-        <w:noBreakHyphen/>
-      </w:r>
-      <w:r>
-        <w:t xml:space="preserve">20 I.R.B. 14, (1996), issued in 1996, six years prior to the Idaho statute. That regulation clearly states that the intent of qualifying low-income housing units is not to require that all units be rented to low-income individuals at all times; rather:</w:t>
-      </w:r>
-    </w:p>
-    <w:p>
-      <w:pPr>
-        <w:pStyle w:val="XdQuoteOnly"/>
-      </w:pPr>
-      <w:r>
-        <w:t xml:space="preserve">“In order to support national housing policy, the safe harbor contained in this revenue procedure identifies those low-income housing organizations that will, with certainty, be considered to relieve the poor and distressed. The safe harbor permits a limited number of units occupied by residents with incomes above the low-income limits in order to assist in the social and economic integration of the poorer residents and, thereby, further the organization’s charitable purposes.”</w:t>
+        <w:t xml:space="preserve">32,</w:t>
+      </w:r>
+      <w:r>
+        <w:t xml:space="preserve"> </w:t>
+      </w:r>
+      <w:r>
+        <w:t xml:space="preserve">Sec. 3.01(1) (emphasis added).</w:t>
+      </w:r>
+      <w:r>
+        <w:rPr>
+          <w:rStyle w:val="FootnoteReference"/>
+        </w:rPr>
+        <w:footnoteReference w:id="9"/>
       </w:r>
     </w:p>
     <w:p>
@@ -3972,19 +4038,7 @@
         <w:pStyle w:val="BodyText"/>
       </w:pPr>
       <w:r>
-        <w:t xml:space="preserve">I.R.S. REV. PROC. 96</w:t>
-      </w:r>
-      <w:r>
-        <w:noBreakHyphen/>
-      </w:r>
-      <w:r>
-        <w:t xml:space="preserve">32,</w:t>
-      </w:r>
-      <w:r>
-        <w:t xml:space="preserve"> </w:t>
-      </w:r>
-      <w:r>
-        <w:t xml:space="preserve">Sec. 2.03 (Low-Income Housing Guidelines, Rulings and Determination Letters) (emphasis added).</w:t>
+        <w:t xml:space="preserve">By comparison, only 13 out of Aspen Park’s 72 total apartment units were rented to individuals with incomes over the 60% Idaho median income threshold in 2016, or only 18%, considerably below the federal safe harbor standard.</w:t>
       </w:r>
     </w:p>
     <w:p>
@@ -3992,115 +4046,7 @@
         <w:pStyle w:val="BodyText"/>
       </w:pPr>
       <w:r>
-        <w:t xml:space="preserve">The Idaho Legislature has given the Idaho Housing and Finance Association, (IHFA), the responsibility to regulate low-income housing projects such as Aspen Park. The Association’s legislatively prescribed statutory purpose is reflective of the safe harbor rule, i.e.,</w:t>
-      </w:r>
-      <w:r>
-        <w:t xml:space="preserve"> </w:t>
-      </w:r>
-      <w:r>
-        <w:t xml:space="preserve">“the providing of safe and sanitary dwelling accommodations for persons of low incomes (which dwelling accommodations need not be solely for persons of low incomes in order to avoid concentrations of such persons in specific localities)[.]”</w:t>
-      </w:r>
-      <w:r>
-        <w:t xml:space="preserve"> </w:t>
-      </w:r>
-      <w:r>
-        <w:t xml:space="preserve">IDAHO CODE § 67</w:t>
-      </w:r>
-      <w:r>
-        <w:noBreakHyphen/>
-      </w:r>
-      <w:r>
-        <w:t xml:space="preserve">6201(c)</w:t>
-      </w:r>
-      <w:r>
-        <w:t xml:space="preserve"> </w:t>
-      </w:r>
-      <w:r>
-        <w:t xml:space="preserve">(emphasis added). Aspen is subject to an annual audit conducted by IHFA of its compliance with the provisions of Idaho Code § 63</w:t>
-      </w:r>
-      <w:r>
-        <w:noBreakHyphen/>
-      </w:r>
-      <w:r>
-        <w:t xml:space="preserve">602GG(3)⁠(c).</w:t>
-      </w:r>
-    </w:p>
-    <w:p>
-      <w:pPr>
-        <w:pStyle w:val="BodyText"/>
-      </w:pPr>
-      <w:r>
-        <w:t xml:space="preserve">“An organization will be considered charitable as Section 3.01(1) of the federal safe harbor federal regulation goes into even greater detail, stating that up to 25 percent of the units may be rented at market rates and still qualify as a tax exempt charitable organization under § 501(c)⁠(3):</w:t>
-      </w:r>
-    </w:p>
-    <w:p>
-      <w:pPr>
-        <w:pStyle w:val="XdQuoteFirst"/>
-      </w:pPr>
-      <w:r>
-        <w:t xml:space="preserve">“An organization will be considered charitable as described in § 501(c)⁠(3)</w:t>
-      </w:r>
-      <w:r>
-        <w:t xml:space="preserve"> </w:t>
-      </w:r>
-      <w:r>
-        <w:t xml:space="preserve">if it satisfies the following requirements:</w:t>
-      </w:r>
-    </w:p>
-    <w:p>
-      <w:pPr>
-        <w:pStyle w:val="XdQuoteLast"/>
-      </w:pPr>
-      <w:r>
-        <w:t xml:space="preserve">(1) The organization establishes for each project that (a) at least 75 percent of the units are occupied by residents that qualify as low-income; and (b) either at least 20 percent of the units are occupied by residents that also meet the very low-income limit for the area or 40 percent of the units are occupied by residents that also do not exceed 120 percent of the area’s very low-income limit. Up to 25 percent of the units may be provided at market rates to persons who have incomes in excess of the low-income limit.”</w:t>
-      </w:r>
-    </w:p>
-    <w:p>
-      <w:pPr>
-        <w:pStyle w:val="BodyTextNote"/>
-      </w:pPr>
-      <w:r>
-        <w:t xml:space="preserve">I.R.S. REV. PROC. 96</w:t>
-      </w:r>
-      <w:r>
-        <w:noBreakHyphen/>
-      </w:r>
-      <w:r>
-        <w:t xml:space="preserve">32,</w:t>
-      </w:r>
-      <w:r>
-        <w:t xml:space="preserve"> </w:t>
-      </w:r>
-      <w:r>
-        <w:t xml:space="preserve">Sec. 3.01(1) (emphasis added).</w:t>
-      </w:r>
-      <w:r>
-        <w:rPr>
-          <w:rStyle w:val="FootnoteReference"/>
-        </w:rPr>
-        <w:footnoteReference w:id="9"/>
-      </w:r>
-    </w:p>
-    <w:p>
-      <w:pPr>
-        <w:pStyle w:val="BodyText"/>
-      </w:pPr>
-      <w:r>
-        <w:t xml:space="preserve">By comparison, only 13 out of Aspen Park’s 72 total apartment units were rented to individuals with incomes over the 60% Idaho median income threshold in 2016, or only 18%, considerably below the federal safe harbor standard.</w:t>
-      </w:r>
-    </w:p>
-    <w:p>
-      <w:pPr>
-        <w:pStyle w:val="BodyText"/>
-      </w:pPr>
-      <w:r>
-        <w:t xml:space="preserve">Aspen’s units are dedicated to low income housing, satisfying the statutory requirement of Idaho Code § 63</w:t>
-      </w:r>
-      <w:r>
-        <w:noBreakHyphen/>
-      </w:r>
-      <w:r>
-        <w:t xml:space="preserve">602GG(3)⁠(c).</w:t>
+        <w:t xml:space="preserve">Aspen’s units are dedicated to low income housing, satisfying the statutory requirement of Idaho Code § 63-⁠602GG(3)⁠(c).</w:t>
       </w:r>
     </w:p>
     <w:p>
@@ -4290,48 +4236,62 @@
         <w:t xml:space="preserve"> </w:t>
       </w:r>
       <w:r>
-        <w:t xml:space="preserve">to low income housing, Idaho Code § 63</w:t>
+        <w:t xml:space="preserve">to low income housing, Idaho Code § 63-⁠602GG(3)⁠(c)</w:t>
+      </w:r>
+      <w:r>
+        <w:t xml:space="preserve"> </w:t>
+      </w:r>
+      <w:r>
+        <w:t xml:space="preserve">also has income-specific requirements. The statute requires that</w:t>
+      </w:r>
+      <w:r>
+        <w:t xml:space="preserve"> </w:t>
+      </w:r>
+      <w:r>
+        <w:t xml:space="preserve">“fifty-five percent (55%) of the units shall be rented to those earning sixty percent (60%) or less of the median income for the county in which the housing is located.”</w:t>
+      </w:r>
+      <w:r>
+        <w:t xml:space="preserve"> </w:t>
+      </w:r>
+      <w:r>
+        <w:t xml:space="preserve">IDAHO CODE § 63-⁠602GG(3)⁠(c).</w:t>
+      </w:r>
+      <w:r>
+        <w:t xml:space="preserve"> </w:t>
+      </w:r>
+      <w:r>
+        <w:t xml:space="preserve">Fifty-one units (or 81%) of the Aspen Park units satisfy this category. (R., pp. 192</w:t>
       </w:r>
       <w:r>
         <w:noBreakHyphen/>
       </w:r>
       <w:r>
-        <w:t xml:space="preserve">602GG(3)⁠(c)</w:t>
-      </w:r>
-      <w:r>
-        <w:t xml:space="preserve"> </w:t>
-      </w:r>
-      <w:r>
-        <w:t xml:space="preserve">also has income-specific requirements. The statute requires that</w:t>
-      </w:r>
-      <w:r>
-        <w:t xml:space="preserve"> </w:t>
-      </w:r>
-      <w:r>
-        <w:t xml:space="preserve">“fifty-five percent (55%) of the units shall be rented to those earning sixty percent (60%) or less of the median income for the county in which the housing is located.”</w:t>
-      </w:r>
-      <w:r>
-        <w:t xml:space="preserve"> </w:t>
-      </w:r>
-      <w:r>
-        <w:t xml:space="preserve">IDAHO CODE § 63</w:t>
+        <w:t xml:space="preserve">93).</w:t>
+      </w:r>
+    </w:p>
+    <w:p>
+      <w:pPr>
+        <w:pStyle w:val="BodyText"/>
+      </w:pPr>
+      <w:r>
+        <w:t xml:space="preserve">“[T]wenty percent (20%) of the units shall be rented to those earning fifty percent (50%) or less of the median income of the county in which the housing is located.”</w:t>
+      </w:r>
+      <w:r>
+        <w:t xml:space="preserve"> </w:t>
+      </w:r>
+      <w:r>
+        <w:t xml:space="preserve">IDAHO CODE § 63-⁠602GG(3)⁠(c).</w:t>
+      </w:r>
+      <w:r>
+        <w:t xml:space="preserve"> </w:t>
+      </w:r>
+      <w:r>
+        <w:t xml:space="preserve">Forty-four units (or 70%) of the Aspen Park units satisfy this category. (R., pp. 192</w:t>
       </w:r>
       <w:r>
         <w:noBreakHyphen/>
       </w:r>
       <w:r>
-        <w:t xml:space="preserve">602GG(3)⁠(c).</w:t>
-      </w:r>
-      <w:r>
-        <w:t xml:space="preserve"> </w:t>
-      </w:r>
-      <w:r>
-        <w:t xml:space="preserve">Fifty-one units (or 81%) of the Aspen Park units satisfy this category. (R., pp. 192</w:t>
-      </w:r>
-      <w:r>
-        <w:noBreakHyphen/>
-      </w:r>
-      <w:r>
         <w:t xml:space="preserve">93).</w:t>
       </w:r>
     </w:p>
@@ -4340,51 +4300,13 @@
         <w:pStyle w:val="BodyText"/>
       </w:pPr>
       <w:r>
-        <w:t xml:space="preserve">“[T]wenty percent (20%) of the units shall be rented to those earning fifty percent (50%) or less of the median income of the county in which the housing is located.”</w:t>
-      </w:r>
-      <w:r>
-        <w:t xml:space="preserve"> </w:t>
-      </w:r>
-      <w:r>
-        <w:t xml:space="preserve">IDAHO CODE § 63</w:t>
-      </w:r>
-      <w:r>
-        <w:noBreakHyphen/>
-      </w:r>
-      <w:r>
-        <w:t xml:space="preserve">602GG(3)⁠(c).</w:t>
-      </w:r>
-      <w:r>
-        <w:t xml:space="preserve"> </w:t>
-      </w:r>
-      <w:r>
-        <w:t xml:space="preserve">Forty-four units (or 70%) of the Aspen Park units satisfy this category. (R., pp. 192</w:t>
-      </w:r>
-      <w:r>
-        <w:noBreakHyphen/>
-      </w:r>
-      <w:r>
-        <w:t xml:space="preserve">93).</w:t>
-      </w:r>
-    </w:p>
-    <w:p>
-      <w:pPr>
-        <w:pStyle w:val="BodyText"/>
-      </w:pPr>
-      <w:r>
         <w:t xml:space="preserve">“[T]wenty-five percent (25%) of the units shall be rented to those earning thirty percent (30%) or less of the median income for the county in which the housing is located.”</w:t>
       </w:r>
       <w:r>
         <w:t xml:space="preserve"> </w:t>
       </w:r>
       <w:r>
-        <w:t xml:space="preserve">IDAHO CODE § 63</w:t>
-      </w:r>
-      <w:r>
-        <w:noBreakHyphen/>
-      </w:r>
-      <w:r>
-        <w:t xml:space="preserve">602GG(3)⁠(c).</w:t>
+        <w:t xml:space="preserve">IDAHO CODE § 63-⁠602GG(3)⁠(c).</w:t>
       </w:r>
       <w:r>
         <w:t xml:space="preserve"> </w:t>
@@ -4764,13 +4686,7 @@
         <w:pStyle w:val="BodyText"/>
       </w:pPr>
       <w:r>
-        <w:t xml:space="preserve">Respondent has contended that no single unit can be rented to anyone exceeding 60% of the median income for the County. This is not a reasonable interpretation of Idaho Code § 63</w:t>
-      </w:r>
-      <w:r>
-        <w:noBreakHyphen/>
-      </w:r>
-      <w:r>
-        <w:t xml:space="preserve">602GG(3)⁠(c).</w:t>
+        <w:t xml:space="preserve">Respondent has contended that no single unit can be rented to anyone exceeding 60% of the median income for the County. This is not a reasonable interpretation of Idaho Code § 63-⁠602GG(3)⁠(c).</w:t>
       </w:r>
       <w:r>
         <w:t xml:space="preserve"> </w:t>
@@ -4784,13 +4700,7 @@
         <w:pStyle w:val="XdQuoteOnly"/>
       </w:pPr>
       <w:r>
-        <w:t xml:space="preserve">“In my several years of experience with Aspen Park rentals there have always been more apartments available for rent than there have been qualified applicants. So long as the percentages of income thresholds prescribed by Idaho Code § 63</w:t>
-      </w:r>
-      <w:r>
-        <w:noBreakHyphen/>
-      </w:r>
-      <w:r>
-        <w:t xml:space="preserve">602GG(3)⁠(c)</w:t>
+        <w:t xml:space="preserve">“In my several years of experience with Aspen Park rentals there have always been more apartments available for rent than there have been qualified applicants. So long as the percentages of income thresholds prescribed by Idaho Code § 63-⁠602GG(3)⁠(c)</w:t>
       </w:r>
       <w:r>
         <w:t xml:space="preserve"> </w:t>
@@ -4822,25 +4732,13 @@
         <w:t xml:space="preserve"> </w:t>
       </w:r>
       <w:r>
-        <w:t xml:space="preserve">(IDAHO CODE § 63</w:t>
-      </w:r>
-      <w:r>
-        <w:noBreakHyphen/>
-      </w:r>
-      <w:r>
-        <w:t xml:space="preserve">602GG(3)⁠(c)</w:t>
-      </w:r>
-      <w:r>
-        <w:t xml:space="preserve"> </w:t>
-      </w:r>
-      <w:r>
-        <w:t xml:space="preserve">(emphasis added)) and the income percentage categories of the statute are also met, renting the remaining units to other than low income persons is both permissible and desirable. See IDAHO CODE § 67</w:t>
-      </w:r>
-      <w:r>
-        <w:noBreakHyphen/>
-      </w:r>
-      <w:r>
-        <w:t xml:space="preserve">6201(c).</w:t>
+        <w:t xml:space="preserve">(IDAHO CODE § 63-⁠602GG(3)⁠(c)</w:t>
+      </w:r>
+      <w:r>
+        <w:t xml:space="preserve"> </w:t>
+      </w:r>
+      <w:r>
+        <w:t xml:space="preserve">(emphasis added)) and the income percentage categories of the statute are also met, renting the remaining units to other than low income persons is both permissible and desirable. See IDAHO CODE § 67-⁠6201(c).</w:t>
       </w:r>
     </w:p>
     <w:p>
@@ -4920,25 +4818,13 @@
         <w:t xml:space="preserve"> </w:t>
       </w:r>
       <w:r>
-        <w:t xml:space="preserve">In this case, as a matter of legislatively prescribed policy, Idaho Code § 63</w:t>
-      </w:r>
-      <w:r>
-        <w:noBreakHyphen/>
-      </w:r>
-      <w:r>
-        <w:t xml:space="preserve">602GG(3)⁠(c)</w:t>
-      </w:r>
-      <w:r>
-        <w:t xml:space="preserve"> </w:t>
-      </w:r>
-      <w:r>
-        <w:t xml:space="preserve">and also Idaho Code § 67</w:t>
-      </w:r>
-      <w:r>
-        <w:noBreakHyphen/>
-      </w:r>
-      <w:r>
-        <w:t xml:space="preserve">6201(c),</w:t>
+        <w:t xml:space="preserve">In this case, as a matter of legislatively prescribed policy, Idaho Code § 63-⁠602GG(3)⁠(c)</w:t>
+      </w:r>
+      <w:r>
+        <w:t xml:space="preserve"> </w:t>
+      </w:r>
+      <w:r>
+        <w:t xml:space="preserve">and also Idaho Code § 67-⁠6201(c),</w:t>
       </w:r>
       <w:r>
         <w:t xml:space="preserve"> </w:t>
@@ -5058,31 +4944,19 @@
         <w:t xml:space="preserve"> </w:t>
       </w:r>
       <w:r>
-        <w:t xml:space="preserve">“safe and sanitary dwelling accommodations for persons of low incomes (which dwelling accommodations need not be solely for persons of low incomes in order to avoid concentrations of such persons in specific localities), are public uses, . . . and are governmental functions.”</w:t>
-      </w:r>
-      <w:r>
-        <w:t xml:space="preserve"> </w:t>
-      </w:r>
-      <w:r>
-        <w:t xml:space="preserve">IDAHO CODE § 67</w:t>
-      </w:r>
-      <w:r>
-        <w:noBreakHyphen/>
-      </w:r>
-      <w:r>
-        <w:t xml:space="preserve">6201(c).</w:t>
-      </w:r>
-      <w:r>
-        <w:t xml:space="preserve"> </w:t>
-      </w:r>
-      <w:r>
-        <w:t xml:space="preserve">State law gives supervision of the operation and management of low-income housing projects to the IHFA (IDAHO CODE § 67</w:t>
-      </w:r>
-      <w:r>
-        <w:noBreakHyphen/>
-      </w:r>
-      <w:r>
-        <w:t xml:space="preserve">6207(a)),</w:t>
+        <w:t xml:space="preserve">“safe and sanitary dwelling accommodations for persons of low incomes (which dwelling accommodations need not be solely for persons of low incomes in order to avoid concentrations of such persons in specific localities), are public uses, ⁠. ⁠. ⁠. and are governmental functions.”</w:t>
+      </w:r>
+      <w:r>
+        <w:t xml:space="preserve"> </w:t>
+      </w:r>
+      <w:r>
+        <w:t xml:space="preserve">IDAHO CODE § 67-⁠6201(c).</w:t>
+      </w:r>
+      <w:r>
+        <w:t xml:space="preserve"> </w:t>
+      </w:r>
+      <w:r>
+        <w:t xml:space="preserve">State law gives supervision of the operation and management of low-income housing projects to the IHFA (IDAHO CODE § 67-⁠6207(a)),</w:t>
       </w:r>
       <w:r>
         <w:t xml:space="preserve"> </w:t>
@@ -5118,13 +4992,7 @@
         <w:t xml:space="preserve"> </w:t>
       </w:r>
       <w:r>
-        <w:t xml:space="preserve">IDAHO CODE § 63</w:t>
-      </w:r>
-      <w:r>
-        <w:noBreakHyphen/>
-      </w:r>
-      <w:r>
-        <w:t xml:space="preserve">602GG(1).</w:t>
+        <w:t xml:space="preserve">IDAHO CODE § 63-⁠602GG(1).</w:t>
       </w:r>
       <w:r>
         <w:t xml:space="preserve"> </w:t>
@@ -5146,13 +5014,7 @@
         <w:pStyle w:val="BodyText"/>
       </w:pPr>
       <w:r>
-        <w:t xml:space="preserve">For the foregoing reasons, the judgment of the District Court of the Seventh Judicial District herein should be reversed, and Aspen should be declared to be tax exempt under Idaho Code § 63</w:t>
-      </w:r>
-      <w:r>
-        <w:noBreakHyphen/>
-      </w:r>
-      <w:r>
-        <w:t xml:space="preserve">602GG.</w:t>
+        <w:t xml:space="preserve">For the foregoing reasons, the judgment of the District Court of the Seventh Judicial District herein should be reversed, and Aspen should be declared to be tax exempt under Idaho Code § 63-⁠602GG.</w:t>
       </w:r>
     </w:p>
     <w:p>
@@ -7252,6 +7114,33 @@
     <w:pPr>
       <w:spacing w:before="0" w:after="0" w:line="322" w:lineRule="exact"/>
       <w:ind w:left="2160" w:hanging="720"/>
+    </w:pPr>
+  </w:style>
+  <w:style w:type="paragraph" w:customStyle="1" w:styleId="XdQuoteList1">
+    <w:name w:val="Xd Quote List 1"/>
+    <w:basedOn w:val="Normal"/>
+    <w:qFormat/>
+    <w:pPr>
+      <w:spacing w:before="0" w:after="0" w:line="322" w:lineRule="exact"/>
+      <w:ind w:left="1440" w:right="720" w:hanging="720"/>
+    </w:pPr>
+  </w:style>
+  <w:style w:type="paragraph" w:customStyle="1" w:styleId="XdQuoteList2">
+    <w:name w:val="Xd Quote List 2"/>
+    <w:basedOn w:val="Normal"/>
+    <w:qFormat/>
+    <w:pPr>
+      <w:spacing w:before="0" w:after="0" w:line="322" w:lineRule="exact"/>
+      <w:ind w:left="2160" w:right="720" w:hanging="720"/>
+    </w:pPr>
+  </w:style>
+  <w:style w:type="paragraph" w:customStyle="1" w:styleId="XdQuoteList3">
+    <w:name w:val="Xd Quote List 3"/>
+    <w:basedOn w:val="Normal"/>
+    <w:qFormat/>
+    <w:pPr>
+      <w:spacing w:before="0" w:after="0" w:line="322" w:lineRule="exact"/>
+      <w:ind w:left="2880" w:right="720" w:hanging="720"/>
     </w:pPr>
   </w:style>
   <w:style w:type="paragraph" w:customStyle="1" w:styleId="XdQuoteFirst">
